--- a/fra/docx/17.content.docx
+++ b/fra/docx/17.content.docx
@@ -19,7 +19,7 @@
         <w:rPr>
           <w:lang w:val="fr_FR" w:bidi="fr_FR"/>
         </w:rPr>
-        <w:t>Resource: Notes d'étude - Introductions aux livres (Tyndale)</w:t>
+        <w:t>Resource: Tyndale Open Study Notes</w:t>
       </w:r>
       <w:r>
         <w:rPr>
@@ -112,7 +112,7 @@
         <w:rPr>
           <w:lang w:val="fr_FR" w:bidi="fr_FR"/>
         </w:rPr>
-        <w:t>Notes d'étude - Introductions aux livres (Tyndale)</w:t>
+        <w:t>Tyndale Open Study Notes</w:t>
       </w:r>
     </w:p>
     <w:p>

--- a/fra/docx/17.content.docx
+++ b/fra/docx/17.content.docx
@@ -19,7 +19,7 @@
         <w:rPr>
           <w:lang w:val="fr_FR" w:bidi="fr_FR"/>
         </w:rPr>
-        <w:t>Resource: Tyndale Open Study Notes</w:t>
+        <w:t>Resource: Aquifer Open Study Notes (Book Intros)</w:t>
       </w:r>
       <w:r>
         <w:rPr>
@@ -112,7 +112,7 @@
         <w:rPr>
           <w:lang w:val="fr_FR" w:bidi="fr_FR"/>
         </w:rPr>
-        <w:t>Tyndale Open Study Notes</w:t>
+        <w:t>Aquifer Open Study Notes (Book Intros)</w:t>
       </w:r>
     </w:p>
     <w:p>

--- a/fra/docx/17.content.docx
+++ b/fra/docx/17.content.docx
@@ -258,36 +258,24 @@
         </w:rPr>
         <w:t>Le récit se situe durant le règne du roi Xerxès de Perse (486–465 av. J.-C.). Une génération auparavant, vers 538 av. J.-C., environ 50 000 Juifs avaient quitté Babylone pour retourner en Judée (</w:t>
       </w:r>
-      <w:hyperlink r:id="rId13">
-        <w:r>
-          <w:rPr>
-            <w:lang w:val="fr_FR" w:bidi="fr_FR"/>
-          </w:rPr>
-          <w:rPr>
-            <w:color w:val="0000EE"/>
-            <w:u w:val="single"/>
-          </w:rPr>
-          <w:t>Esd 1.1–5</w:t>
-        </w:r>
-      </w:hyperlink>
+      <w:r>
+        <w:rPr>
+          <w:lang w:val="fr_FR" w:bidi="fr_FR"/>
+        </w:rPr>
+        <w:t>Esd 1.1–5</w:t>
+      </w:r>
       <w:r>
         <w:rPr>
           <w:lang w:val="fr_FR" w:bidi="fr_FR"/>
         </w:rPr>
         <w:t xml:space="preserve"> ; </w:t>
       </w:r>
-      <w:hyperlink r:id="rId14">
-        <w:r>
-          <w:rPr>
-            <w:lang w:val="fr_FR" w:bidi="fr_FR"/>
-          </w:rPr>
-          <w:rPr>
-            <w:color w:val="0000EE"/>
-            <w:u w:val="single"/>
-          </w:rPr>
-          <w:t>2.64–67</w:t>
-        </w:r>
-      </w:hyperlink>
+      <w:r>
+        <w:rPr>
+          <w:lang w:val="fr_FR" w:bidi="fr_FR"/>
+        </w:rPr>
+        <w:t>2.64–67</w:t>
+      </w:r>
       <w:r>
         <w:rPr>
           <w:lang w:val="fr_FR" w:bidi="fr_FR"/>
@@ -333,36 +321,24 @@
         </w:rPr>
         <w:t>Tout commence lorsque Xerxès organise un banquet somptueux en l’honneur des grands de son empire. La reine Vasthi refuse d’obéir à l’ordre du roi et de montrer sa beauté à la cour, ce qui entraîne sa destitution et la recherche d’une nouvelle reine (</w:t>
       </w:r>
-      <w:hyperlink r:id="rId15">
-        <w:r>
-          <w:rPr>
-            <w:lang w:val="fr_FR" w:bidi="fr_FR"/>
-          </w:rPr>
-          <w:rPr>
-            <w:color w:val="0000EE"/>
-            <w:u w:val="single"/>
-          </w:rPr>
-          <w:t>1.1–2.4</w:t>
-        </w:r>
-      </w:hyperlink>
+      <w:r>
+        <w:rPr>
+          <w:lang w:val="fr_FR" w:bidi="fr_FR"/>
+        </w:rPr>
+        <w:t>1.1–2.4</w:t>
+      </w:r>
       <w:r>
         <w:rPr>
           <w:lang w:val="fr_FR" w:bidi="fr_FR"/>
         </w:rPr>
         <w:t>). Esther, une jeune femme juive élevée par son cousin Mardochée, est choisie pour exercer cette fonction (</w:t>
       </w:r>
-      <w:hyperlink r:id="rId16">
-        <w:r>
-          <w:rPr>
-            <w:lang w:val="fr_FR" w:bidi="fr_FR"/>
-          </w:rPr>
-          <w:rPr>
-            <w:color w:val="0000EE"/>
-            <w:u w:val="single"/>
-          </w:rPr>
-          <w:t>2.5–18</w:t>
-        </w:r>
-      </w:hyperlink>
+      <w:r>
+        <w:rPr>
+          <w:lang w:val="fr_FR" w:bidi="fr_FR"/>
+        </w:rPr>
+        <w:t>2.5–18</w:t>
+      </w:r>
       <w:r>
         <w:rPr>
           <w:lang w:val="fr_FR" w:bidi="fr_FR"/>
@@ -383,72 +359,48 @@
         </w:rPr>
         <w:t>Peu après, Mardochée, devenu fonctionnaire du palais, découvre un complot contre le roi. Il en informe Xerxès par l’intermédiaire d’Esther, ce qui sauve la vie du souverain. Plus tard, Mardochée refuse de s’incliner devant Haman, le plus haut dignitaire de la cour. Cela pousse ce dernier à comploter et planifier l’extermination de tous les Juifs de l’empire (</w:t>
       </w:r>
-      <w:hyperlink r:id="rId17">
-        <w:r>
-          <w:rPr>
-            <w:lang w:val="fr_FR" w:bidi="fr_FR"/>
-          </w:rPr>
-          <w:rPr>
-            <w:color w:val="0000EE"/>
-            <w:u w:val="single"/>
-          </w:rPr>
-          <w:t>2.19–3.15</w:t>
-        </w:r>
-      </w:hyperlink>
+      <w:r>
+        <w:rPr>
+          <w:lang w:val="fr_FR" w:bidi="fr_FR"/>
+        </w:rPr>
+        <w:t>2.19–3.15</w:t>
+      </w:r>
       <w:r>
         <w:rPr>
           <w:lang w:val="fr_FR" w:bidi="fr_FR"/>
         </w:rPr>
         <w:t>). Alors que la communauté juive prie (</w:t>
       </w:r>
-      <w:hyperlink r:id="rId18">
-        <w:r>
-          <w:rPr>
-            <w:lang w:val="fr_FR" w:bidi="fr_FR"/>
-          </w:rPr>
-          <w:rPr>
-            <w:color w:val="0000EE"/>
-            <w:u w:val="single"/>
-          </w:rPr>
-          <w:t>4.16</w:t>
-        </w:r>
-      </w:hyperlink>
+      <w:r>
+        <w:rPr>
+          <w:lang w:val="fr_FR" w:bidi="fr_FR"/>
+        </w:rPr>
+        <w:t>4.16</w:t>
+      </w:r>
       <w:r>
         <w:rPr>
           <w:lang w:val="fr_FR" w:bidi="fr_FR"/>
         </w:rPr>
         <w:t>), Esther met sa propre vie en danger en approchant le roi sans y être conviée, et demande au roi ainsi qu'à Haman de venir à un banquet (</w:t>
       </w:r>
-      <w:hyperlink r:id="rId19">
-        <w:r>
-          <w:rPr>
-            <w:lang w:val="fr_FR" w:bidi="fr_FR"/>
-          </w:rPr>
-          <w:rPr>
-            <w:color w:val="0000EE"/>
-            <w:u w:val="single"/>
-          </w:rPr>
-          <w:t>chap. 4</w:t>
-        </w:r>
-      </w:hyperlink>
+      <w:r>
+        <w:rPr>
+          <w:lang w:val="fr_FR" w:bidi="fr_FR"/>
+        </w:rPr>
+        <w:t>chap. 4</w:t>
+      </w:r>
       <w:r>
         <w:rPr>
           <w:lang w:val="fr_FR" w:bidi="fr_FR"/>
         </w:rPr>
         <w:t>). Pendant ce temps, Haman fait ériger une potence pour y faire pendre Mardochée (</w:t>
       </w:r>
-      <w:hyperlink r:id="rId20">
-        <w:r>
-          <w:rPr>
-            <w:lang w:val="fr_FR" w:bidi="fr_FR"/>
-          </w:rPr>
-          <w:rPr>
-            <w:color w:val="0000EE"/>
-            <w:u w:val="single"/>
-          </w:rPr>
-          <w:t>5.14</w:t>
-        </w:r>
-      </w:hyperlink>
+      <w:r>
+        <w:rPr>
+          <w:lang w:val="fr_FR" w:bidi="fr_FR"/>
+        </w:rPr>
+        <w:t>5.14</w:t>
+      </w:r>
       <w:r>
         <w:rPr>
           <w:lang w:val="fr_FR" w:bidi="fr_FR"/>
@@ -469,36 +421,24 @@
         </w:rPr>
         <w:t>Le roi, se rappelant que Mardochée n’a jamais été honoré pour avoir déjoué le complot d’assassinat, ordonne qu’Haman organise lui-même une cérémonie publique en son honneur, ce qui devient pour lui une humiliation retentissante (</w:t>
       </w:r>
-      <w:hyperlink r:id="rId21">
-        <w:r>
-          <w:rPr>
-            <w:lang w:val="fr_FR" w:bidi="fr_FR"/>
-          </w:rPr>
-          <w:rPr>
-            <w:color w:val="0000EE"/>
-            <w:u w:val="single"/>
-          </w:rPr>
-          <w:t>ch 6</w:t>
-        </w:r>
-      </w:hyperlink>
+      <w:r>
+        <w:rPr>
+          <w:lang w:val="fr_FR" w:bidi="fr_FR"/>
+        </w:rPr>
+        <w:t>ch 6</w:t>
+      </w:r>
       <w:r>
         <w:rPr>
           <w:lang w:val="fr_FR" w:bidi="fr_FR"/>
         </w:rPr>
         <w:t>). Lors du banquet, Esther révèle que le complot d’Haman vise son propre peuple. Le roi, furieux, fait exécuter Haman sur la potence qu’il a préparée pour Mardochée (</w:t>
       </w:r>
-      <w:hyperlink r:id="rId22">
-        <w:r>
-          <w:rPr>
-            <w:lang w:val="fr_FR" w:bidi="fr_FR"/>
-          </w:rPr>
-          <w:rPr>
-            <w:color w:val="0000EE"/>
-            <w:u w:val="single"/>
-          </w:rPr>
-          <w:t>chap. 7</w:t>
-        </w:r>
-      </w:hyperlink>
+      <w:r>
+        <w:rPr>
+          <w:lang w:val="fr_FR" w:bidi="fr_FR"/>
+        </w:rPr>
+        <w:t>chap. 7</w:t>
+      </w:r>
       <w:r>
         <w:rPr>
           <w:lang w:val="fr_FR" w:bidi="fr_FR"/>
@@ -519,36 +459,24 @@
         </w:rPr>
         <w:t>Xerxès autorise ensuite les Juifs à se défendre contre leurs agresseurs (</w:t>
       </w:r>
-      <w:hyperlink r:id="rId23">
-        <w:r>
-          <w:rPr>
-            <w:lang w:val="fr_FR" w:bidi="fr_FR"/>
-          </w:rPr>
-          <w:rPr>
-            <w:color w:val="0000EE"/>
-            <w:u w:val="single"/>
-          </w:rPr>
-          <w:t>8.1–14</w:t>
-        </w:r>
-      </w:hyperlink>
+      <w:r>
+        <w:rPr>
+          <w:lang w:val="fr_FR" w:bidi="fr_FR"/>
+        </w:rPr>
+        <w:t>8.1–14</w:t>
+      </w:r>
       <w:r>
         <w:rPr>
           <w:lang w:val="fr_FR" w:bidi="fr_FR"/>
         </w:rPr>
         <w:t>). Les Juifs sont dans la joie, Mardochée est promu à une haute fonction, et les fils d'Haman sont exécutés (</w:t>
       </w:r>
-      <w:hyperlink r:id="rId24">
-        <w:r>
-          <w:rPr>
-            <w:lang w:val="fr_FR" w:bidi="fr_FR"/>
-          </w:rPr>
-          <w:rPr>
-            <w:color w:val="0000EE"/>
-            <w:u w:val="single"/>
-          </w:rPr>
-          <w:t>9.1–17</w:t>
-        </w:r>
-      </w:hyperlink>
+      <w:r>
+        <w:rPr>
+          <w:lang w:val="fr_FR" w:bidi="fr_FR"/>
+        </w:rPr>
+        <w:t>9.1–17</w:t>
+      </w:r>
       <w:r>
         <w:rPr>
           <w:lang w:val="fr_FR" w:bidi="fr_FR"/>
@@ -605,18 +533,12 @@
         </w:rPr>
         <w:t>Le livre d’Esther se présente comme un récit biographique, dans la lignée des histoires de Joseph (</w:t>
       </w:r>
-      <w:hyperlink r:id="rId25">
-        <w:r>
-          <w:rPr>
-            <w:lang w:val="fr_FR" w:bidi="fr_FR"/>
-          </w:rPr>
-          <w:rPr>
-            <w:color w:val="0000EE"/>
-            <w:u w:val="single"/>
-          </w:rPr>
-          <w:t>Gn 37–48</w:t>
-        </w:r>
-      </w:hyperlink>
+      <w:r>
+        <w:rPr>
+          <w:lang w:val="fr_FR" w:bidi="fr_FR"/>
+        </w:rPr>
+        <w:t>Gn 37–48</w:t>
+      </w:r>
       <w:r>
         <w:rPr>
           <w:lang w:val="fr_FR" w:bidi="fr_FR"/>
@@ -651,36 +573,24 @@
         </w:rPr>
         <w:t xml:space="preserve">(b) la manière dont l’Éternel agit souvent de façon cachée, en se servant de coïncidences, comme dans les récits de Joseph ou de Ruth (par ex., </w:t>
       </w:r>
-      <w:hyperlink r:id="rId25">
-        <w:r>
-          <w:rPr>
-            <w:lang w:val="fr_FR" w:bidi="fr_FR"/>
-          </w:rPr>
-          <w:rPr>
-            <w:color w:val="0000EE"/>
-            <w:u w:val="single"/>
-          </w:rPr>
-          <w:t>Gn 37–48</w:t>
-        </w:r>
-      </w:hyperlink>
+      <w:r>
+        <w:rPr>
+          <w:lang w:val="fr_FR" w:bidi="fr_FR"/>
+        </w:rPr>
+        <w:t>Gn 37–48</w:t>
+      </w:r>
       <w:r>
         <w:rPr>
           <w:lang w:val="fr_FR" w:bidi="fr_FR"/>
         </w:rPr>
         <w:t xml:space="preserve"> ; </w:t>
       </w:r>
-      <w:hyperlink r:id="rId26">
-        <w:r>
-          <w:rPr>
-            <w:lang w:val="fr_FR" w:bidi="fr_FR"/>
-          </w:rPr>
-          <w:rPr>
-            <w:color w:val="0000EE"/>
-            <w:u w:val="single"/>
-          </w:rPr>
-          <w:t>Rt 1–4</w:t>
-        </w:r>
-      </w:hyperlink>
+      <w:r>
+        <w:rPr>
+          <w:lang w:val="fr_FR" w:bidi="fr_FR"/>
+        </w:rPr>
+        <w:t>Rt 1–4</w:t>
+      </w:r>
       <w:r>
         <w:rPr>
           <w:lang w:val="fr_FR" w:bidi="fr_FR"/>
@@ -737,18 +647,12 @@
         </w:rPr>
         <w:t xml:space="preserve">Même si le livre d’Esther ne mentionne jamais explicitement Dieu, son objectif est clair : montrer comment l'Éternel agit, de manière providentielle, pour protéger son peuple. Il a utilisé l’orgueil et l’imprudence de Xerxès pour placer Esther à une position d’influence (chap. </w:t>
       </w:r>
-      <w:hyperlink r:id="rId27">
-        <w:r>
-          <w:rPr>
-            <w:lang w:val="fr_FR" w:bidi="fr_FR"/>
-          </w:rPr>
-          <w:rPr>
-            <w:color w:val="0000EE"/>
-            <w:u w:val="single"/>
-          </w:rPr>
-          <w:t>1–2</w:t>
-        </w:r>
-      </w:hyperlink>
+      <w:r>
+        <w:rPr>
+          <w:lang w:val="fr_FR" w:bidi="fr_FR"/>
+        </w:rPr>
+        <w:t>1–2</w:t>
+      </w:r>
       <w:r>
         <w:rPr>
           <w:lang w:val="fr_FR" w:bidi="fr_FR"/>
